--- a/deliverables/V4-V11_SYNC/PACKAGES/NEW_V11_Synchronized_Production_Package/05_SHORTS/Three_Candidate_Shorts.docx
+++ b/deliverables/V4-V11_SYNC/PACKAGES/NEW_V11_Synchronized_Production_Package/05_SHORTS/Three_Candidate_Shorts.docx
@@ -106,7 +106,7 @@
         <w:rPr>
           <w:sz w:val="21"/>
         </w:rPr>
-        <w:t>Wednesday, September 16, 2026 | 1:46 PM CT</w:t>
+        <w:t>Wednesday, September 16, 2026 | 3:16 PM CT</w:t>
       </w:r>
     </w:p>
     <w:p>
@@ -370,7 +370,7 @@
                 <w:i w:val="0"/>
                 <w:sz w:val="17"/>
               </w:rPr>
-              <w:t>130</w:t>
+              <w:t>154</w:t>
             </w:r>
           </w:p>
         </w:tc>
@@ -389,7 +389,7 @@
                 <w:i w:val="0"/>
                 <w:sz w:val="17"/>
               </w:rPr>
-              <w:t>0:47</w:t>
+              <w:t>0:56</w:t>
             </w:r>
           </w:p>
         </w:tc>
@@ -448,7 +448,7 @@
                 <w:i w:val="0"/>
                 <w:sz w:val="17"/>
               </w:rPr>
-              <w:t>64</w:t>
+              <w:t>143</w:t>
             </w:r>
           </w:p>
         </w:tc>
@@ -467,7 +467,7 @@
                 <w:i w:val="0"/>
                 <w:sz w:val="17"/>
               </w:rPr>
-              <w:t>0:23</w:t>
+              <w:t>0:52</w:t>
             </w:r>
           </w:p>
         </w:tc>
@@ -576,6 +576,19 @@
     </w:p>
     <w:p>
       <w:pPr>
+        <w:spacing w:before="0" w:after="80"/>
+      </w:pPr>
+      <w:r>
+        <w:rPr>
+          <w:b w:val="0"/>
+          <w:i w:val="0"/>
+          <w:sz w:val="22"/>
+        </w:rPr>
+        <w:t>But there is a point where normal change becomes something you need to look at more closely.</w:t>
+      </w:r>
+    </w:p>
+    <w:p>
+      <w:pPr>
         <w:spacing w:before="200" w:after="60"/>
         <w:keepNext w:val="1"/>
         <w:keepLines w:val="1"/>
@@ -600,7 +613,7 @@
           <w:i w:val="0"/>
           <w:sz w:val="22"/>
         </w:rPr>
-        <w:t>But there is a point where normal change becomes something you need to look at more closely. I use four questions for that: EXPECTED. ACTUAL. COST. CHOICE.</w:t>
+        <w:t>I use four questions for that: EXPECTED. ACTUAL. COST. CHOICE.</w:t>
       </w:r>
     </w:p>
     <w:p>
@@ -682,7 +695,7 @@
           <w:i w:val="0"/>
           <w:sz w:val="26"/>
         </w:rPr>
-        <w:t>Then write ACTUAL. What is the job asking from you now? Do not judge it from one bad week. Look for the recurring pattern.</w:t>
+        <w:t>Start with EXPECTED. What did you reasonably believe you were accepting? Not the perfect version you imagined.</w:t>
       </w:r>
     </w:p>
     <w:p>
@@ -699,6 +712,19 @@
           <w:sz w:val="17"/>
         </w:rPr>
         <w:t>HOLD ATTENTION</w:t>
+      </w:r>
+    </w:p>
+    <w:p>
+      <w:pPr>
+        <w:spacing w:before="0" w:after="80"/>
+      </w:pPr>
+      <w:r>
+        <w:rPr>
+          <w:b w:val="0"/>
+          <w:i w:val="0"/>
+          <w:sz w:val="22"/>
+        </w:rPr>
+        <w:t>Then write ACTUAL. What is the job asking from you now? Do not judge it from one bad week. Look for the recurring pattern.</w:t>
       </w:r>
     </w:p>
     <w:p>
@@ -741,6 +767,19 @@
           <w:sz w:val="17"/>
         </w:rPr>
         <w:t>ONE ASK</w:t>
+      </w:r>
+    </w:p>
+    <w:p>
+      <w:pPr>
+        <w:spacing w:before="0" w:after="80"/>
+      </w:pPr>
+      <w:r>
+        <w:rPr>
+          <w:b/>
+          <w:i w:val="0"/>
+          <w:sz w:val="22"/>
+        </w:rPr>
+        <w:t>Write EXPECTED and ACTUAL side by side.</w:t>
       </w:r>
     </w:p>
     <w:p>
@@ -835,7 +874,7 @@
           <w:i w:val="0"/>
           <w:sz w:val="26"/>
         </w:rPr>
-        <w:t>Then ask COST. What does the difference actually cost you?</w:t>
+        <w:t>What does the difference actually cost you? Not every mismatch deserves the same response.</w:t>
       </w:r>
     </w:p>
     <w:p>
@@ -864,7 +903,7 @@
           <w:i w:val="0"/>
           <w:sz w:val="22"/>
         </w:rPr>
-        <w:t>Not every mismatch deserves the same response.</w:t>
+        <w:t>I would look at four costs. CAPABILITY. Is this role building judgment, scope, and experience you want to carry forward? EVIDENCE. Will you be able to prove meaningful work from this version of the job?</w:t>
       </w:r>
     </w:p>
     <w:p>
@@ -877,7 +916,7 @@
           <w:i w:val="0"/>
           <w:sz w:val="22"/>
         </w:rPr>
-        <w:t>I would look at four costs.</w:t>
+        <w:t>COMPENSATION. Has the scope changed enough that the pay, level, or agreement needs to be revisited? LIFE. Did the practical cost change: travel, hours, location, caregiving, health, or something else that mattered when you accepted?</w:t>
       </w:r>
     </w:p>
     <w:p>
@@ -890,7 +929,7 @@
           <w:i w:val="0"/>
           <w:sz w:val="22"/>
         </w:rPr>
-        <w:t>CAPABILITY. Is this role building judgment, scope, and experience you want to carry forward?</w:t>
+        <w:t>There can also be a positive cost calculation. The job may be different but better.</w:t>
       </w:r>
     </w:p>
     <w:p>
@@ -903,7 +942,7 @@
           <w:i w:val="0"/>
           <w:sz w:val="22"/>
         </w:rPr>
-        <w:t>EVIDENCE. Will you be able to prove meaningful work from this version of the job?</w:t>
+        <w:t>A mismatch can be manageable in one category and unacceptable in another. You need to know which one you are actually reacting to.</w:t>
       </w:r>
     </w:p>
     <w:p>
@@ -932,7 +971,7 @@
           <w:i w:val="0"/>
           <w:sz w:val="22"/>
         </w:rPr>
-        <w:t>A mismatch can be manageable in one category and unacceptable in another.</w:t>
+        <w:t>Name one real cost. Then choose one next action: clarify, negotiate, test for a defined period, or begin planning another option.</w:t>
       </w:r>
     </w:p>
     <w:p>

--- a/deliverables/V4-V11_SYNC/PACKAGES/NEW_V11_Synchronized_Production_Package/05_SHORTS/Three_Candidate_Shorts.docx
+++ b/deliverables/V4-V11_SYNC/PACKAGES/NEW_V11_Synchronized_Production_Package/05_SHORTS/Three_Candidate_Shorts.docx
@@ -106,7 +106,7 @@
         <w:rPr>
           <w:sz w:val="21"/>
         </w:rPr>
-        <w:t>Wednesday, September 16, 2026 | 3:16 PM CT</w:t>
+        <w:t>Wednesday, September 16, 2026 | 3:21 PM CT</w:t>
       </w:r>
     </w:p>
     <w:p>
@@ -629,6 +629,369 @@
           <w:color w:val="8A6D1E"/>
           <w:sz w:val="17"/>
         </w:rPr>
+        <w:t>OPENING, SPECIFIC TO THIS SHORT</w:t>
+      </w:r>
+    </w:p>
+    <w:tbl>
+      <w:tblPr>
+        <w:tblW w:type="auto" w:w="0"/>
+        <w:jc w:val="left"/>
+        <w:tblBorders>
+          <w:top w:val="single" w:sz="4" w:space="0" w:color="C9BFA8"/>
+          <w:left w:val="single" w:sz="4" w:space="0" w:color="C9BFA8"/>
+          <w:bottom w:val="single" w:sz="4" w:space="0" w:color="C9BFA8"/>
+          <w:right w:val="single" w:sz="4" w:space="0" w:color="C9BFA8"/>
+          <w:insideH w:val="single" w:sz="4" w:space="0" w:color="C9BFA8"/>
+          <w:insideV w:val="single" w:sz="4" w:space="0" w:color="C9BFA8"/>
+        </w:tblBorders>
+        <w:tblLayout w:type="fixed"/>
+        <w:tblLook w:firstColumn="1" w:firstRow="1" w:lastColumn="0" w:lastRow="0" w:noHBand="0" w:noVBand="1" w:val="04A0"/>
+      </w:tblPr>
+      <w:tblGrid>
+        <w:gridCol w:w="4824"/>
+        <w:gridCol w:w="4824"/>
+      </w:tblGrid>
+      <w:tr>
+        <w:trPr>
+          <w:tblHeader w:val="true"/>
+        </w:trPr>
+        <w:tc>
+          <w:tcPr>
+            <w:tcW w:type="dxa" w:w="1872"/>
+            <w:shd w:val="clear" w:color="auto" w:fill="F3EFE6"/>
+          </w:tcPr>
+          <w:p>
+            <w:pPr>
+              <w:spacing w:before="60" w:after="60" w:line="264" w:lineRule="auto"/>
+            </w:pPr>
+            <w:r/>
+            <w:r>
+              <w:rPr>
+                <w:b/>
+                <w:i w:val="0"/>
+                <w:color w:val="112345"/>
+                <w:sz w:val="17"/>
+              </w:rPr>
+            </w:r>
+          </w:p>
+        </w:tc>
+        <w:tc>
+          <w:tcPr>
+            <w:tcW w:type="dxa" w:w="7776"/>
+            <w:shd w:val="clear" w:color="auto" w:fill="F3EFE6"/>
+          </w:tcPr>
+          <w:p>
+            <w:pPr>
+              <w:spacing w:before="60" w:after="60" w:line="264" w:lineRule="auto"/>
+            </w:pPr>
+            <w:r/>
+            <w:r>
+              <w:rPr>
+                <w:b/>
+                <w:i w:val="0"/>
+                <w:color w:val="112345"/>
+                <w:sz w:val="17"/>
+              </w:rPr>
+            </w:r>
+          </w:p>
+        </w:tc>
+      </w:tr>
+      <w:tr>
+        <w:tc>
+          <w:tcPr>
+            <w:tcW w:type="dxa" w:w="1872"/>
+          </w:tcPr>
+          <w:p>
+            <w:pPr>
+              <w:spacing w:before="60" w:after="60" w:line="264" w:lineRule="auto"/>
+            </w:pPr>
+            <w:r/>
+            <w:r>
+              <w:rPr>
+                <w:b w:val="0"/>
+                <w:i w:val="0"/>
+                <w:sz w:val="17"/>
+              </w:rPr>
+              <w:t>On-screen text</w:t>
+            </w:r>
+          </w:p>
+        </w:tc>
+        <w:tc>
+          <w:tcPr>
+            <w:tcW w:type="dxa" w:w="7776"/>
+          </w:tcPr>
+          <w:p>
+            <w:pPr>
+              <w:spacing w:before="60" w:after="60" w:line="264" w:lineRule="auto"/>
+            </w:pPr>
+            <w:r/>
+            <w:r>
+              <w:rPr>
+                <w:b w:val="0"/>
+                <w:i w:val="0"/>
+                <w:sz w:val="17"/>
+              </w:rPr>
+              <w:t>This is not the job I thought I accepted.</w:t>
+            </w:r>
+          </w:p>
+        </w:tc>
+      </w:tr>
+      <w:tr>
+        <w:tc>
+          <w:tcPr>
+            <w:tcW w:type="dxa" w:w="1872"/>
+          </w:tcPr>
+          <w:p>
+            <w:pPr>
+              <w:spacing w:before="60" w:after="60" w:line="264" w:lineRule="auto"/>
+            </w:pPr>
+            <w:r/>
+            <w:r>
+              <w:rPr>
+                <w:b w:val="0"/>
+                <w:i w:val="0"/>
+                <w:sz w:val="17"/>
+              </w:rPr>
+              <w:t>Opening visual</w:t>
+            </w:r>
+          </w:p>
+        </w:tc>
+        <w:tc>
+          <w:tcPr>
+            <w:tcW w:type="dxa" w:w="7776"/>
+          </w:tcPr>
+          <w:p>
+            <w:pPr>
+              <w:spacing w:before="60" w:after="60" w:line="264" w:lineRule="auto"/>
+            </w:pPr>
+            <w:r/>
+            <w:r>
+              <w:rPr>
+                <w:b w:val="0"/>
+                <w:i w:val="0"/>
+                <w:sz w:val="17"/>
+              </w:rPr>
+              <w:t>Camera, 9:16</w:t>
+            </w:r>
+          </w:p>
+        </w:tc>
+      </w:tr>
+      <w:tr>
+        <w:tc>
+          <w:tcPr>
+            <w:tcW w:type="dxa" w:w="1872"/>
+          </w:tcPr>
+          <w:p>
+            <w:pPr>
+              <w:spacing w:before="60" w:after="60" w:line="264" w:lineRule="auto"/>
+            </w:pPr>
+            <w:r/>
+            <w:r>
+              <w:rPr>
+                <w:b w:val="0"/>
+                <w:i w:val="0"/>
+                <w:sz w:val="17"/>
+              </w:rPr>
+              <w:t>Sound</w:t>
+            </w:r>
+          </w:p>
+        </w:tc>
+        <w:tc>
+          <w:tcPr>
+            <w:tcW w:type="dxa" w:w="7776"/>
+          </w:tcPr>
+          <w:p>
+            <w:pPr>
+              <w:spacing w:before="60" w:after="60" w:line="264" w:lineRule="auto"/>
+            </w:pPr>
+            <w:r/>
+            <w:r>
+              <w:rPr>
+                <w:b w:val="0"/>
+                <w:i w:val="0"/>
+                <w:sz w:val="17"/>
+              </w:rPr>
+              <w:t>One accent, on “accepted”</w:t>
+            </w:r>
+          </w:p>
+        </w:tc>
+      </w:tr>
+    </w:tbl>
+    <w:p>
+      <w:pPr>
+        <w:spacing w:after="120"/>
+      </w:pPr>
+    </w:p>
+    <w:p>
+      <w:pPr>
+        <w:spacing w:before="200" w:after="60"/>
+        <w:keepNext w:val="1"/>
+        <w:keepLines w:val="1"/>
+      </w:pPr>
+      <w:r>
+        <w:rPr>
+          <w:b/>
+          <w:i w:val="0"/>
+          <w:color w:val="8A6D1E"/>
+          <w:sz w:val="17"/>
+        </w:rPr>
+        <w:t>CUT TO</w:t>
+      </w:r>
+    </w:p>
+    <w:tbl>
+      <w:tblPr>
+        <w:tblW w:type="auto" w:w="0"/>
+        <w:jc w:val="left"/>
+        <w:tblBorders>
+          <w:top w:val="single" w:sz="4" w:space="0" w:color="C9BFA8"/>
+          <w:left w:val="single" w:sz="4" w:space="0" w:color="C9BFA8"/>
+          <w:bottom w:val="single" w:sz="4" w:space="0" w:color="C9BFA8"/>
+          <w:right w:val="single" w:sz="4" w:space="0" w:color="C9BFA8"/>
+          <w:insideH w:val="single" w:sz="4" w:space="0" w:color="C9BFA8"/>
+          <w:insideV w:val="single" w:sz="4" w:space="0" w:color="C9BFA8"/>
+        </w:tblBorders>
+        <w:tblLayout w:type="fixed"/>
+        <w:tblLook w:firstColumn="1" w:firstRow="1" w:lastColumn="0" w:lastRow="0" w:noHBand="0" w:noVBand="1" w:val="04A0"/>
+      </w:tblPr>
+      <w:tblGrid>
+        <w:gridCol w:w="4824"/>
+        <w:gridCol w:w="4824"/>
+      </w:tblGrid>
+      <w:tr>
+        <w:trPr>
+          <w:tblHeader w:val="true"/>
+        </w:trPr>
+        <w:tc>
+          <w:tcPr>
+            <w:tcW w:type="dxa" w:w="4896"/>
+            <w:shd w:val="clear" w:color="auto" w:fill="F3EFE6"/>
+          </w:tcPr>
+          <w:p>
+            <w:pPr>
+              <w:spacing w:before="60" w:after="60" w:line="264" w:lineRule="auto"/>
+            </w:pPr>
+            <w:r/>
+            <w:r>
+              <w:rPr>
+                <w:b/>
+                <w:i w:val="0"/>
+                <w:color w:val="112345"/>
+                <w:sz w:val="17"/>
+              </w:rPr>
+              <w:t>ON THESE WORDS</w:t>
+            </w:r>
+          </w:p>
+        </w:tc>
+        <w:tc>
+          <w:tcPr>
+            <w:tcW w:type="dxa" w:w="4752"/>
+            <w:shd w:val="clear" w:color="auto" w:fill="F3EFE6"/>
+          </w:tcPr>
+          <w:p>
+            <w:pPr>
+              <w:spacing w:before="60" w:after="60" w:line="264" w:lineRule="auto"/>
+            </w:pPr>
+            <w:r/>
+            <w:r>
+              <w:rPr>
+                <w:b/>
+                <w:i w:val="0"/>
+                <w:color w:val="112345"/>
+                <w:sz w:val="17"/>
+              </w:rPr>
+              <w:t>CARD</w:t>
+            </w:r>
+          </w:p>
+        </w:tc>
+      </w:tr>
+      <w:tr>
+        <w:tc>
+          <w:tcPr>
+            <w:tcW w:type="dxa" w:w="4896"/>
+          </w:tcPr>
+          <w:p>
+            <w:pPr>
+              <w:spacing w:before="60" w:after="60" w:line="264" w:lineRule="auto"/>
+            </w:pPr>
+            <w:r/>
+            <w:r>
+              <w:rPr>
+                <w:b w:val="0"/>
+                <w:i w:val="0"/>
+                <w:sz w:val="17"/>
+              </w:rPr>
+              <w:t>Roles change. Priorities move.</w:t>
+            </w:r>
+          </w:p>
+        </w:tc>
+        <w:tc>
+          <w:tcPr>
+            <w:tcW w:type="dxa" w:w="4752"/>
+          </w:tcPr>
+          <w:p>
+            <w:pPr>
+              <w:spacing w:before="60" w:after="60" w:line="264" w:lineRule="auto"/>
+            </w:pPr>
+            <w:r/>
+            <w:r>
+              <w:rPr>
+                <w:b w:val="0"/>
+                <w:i w:val="0"/>
+                <w:sz w:val="17"/>
+              </w:rPr>
+              <w:t>NEW_V11_FS_05_TEMPORARY_OR_NOT</w:t>
+            </w:r>
+          </w:p>
+        </w:tc>
+      </w:tr>
+    </w:tbl>
+    <w:p>
+      <w:pPr>
+        <w:spacing w:after="120"/>
+      </w:pPr>
+    </w:p>
+    <w:p>
+      <w:pPr>
+        <w:spacing w:before="200" w:after="60"/>
+        <w:keepNext w:val="1"/>
+        <w:keepLines w:val="1"/>
+      </w:pPr>
+      <w:r>
+        <w:rPr>
+          <w:b/>
+          <w:i w:val="0"/>
+          <w:color w:val="8A6D1E"/>
+          <w:sz w:val="17"/>
+        </w:rPr>
+        <w:t>PAYOFF FRAME</w:t>
+      </w:r>
+    </w:p>
+    <w:p>
+      <w:pPr>
+        <w:spacing w:before="0" w:after="160"/>
+      </w:pPr>
+      <w:r>
+        <w:rPr>
+          <w:b w:val="0"/>
+          <w:i w:val="0"/>
+          <w:sz w:val="21"/>
+        </w:rPr>
+        <w:t>NEW_V11_FS_01_FOUR_QUESTIONS, held on the ask. It is the last frame.</w:t>
+      </w:r>
+    </w:p>
+    <w:p>
+      <w:pPr>
+        <w:spacing w:before="200" w:after="60"/>
+        <w:keepNext w:val="1"/>
+        <w:keepLines w:val="1"/>
+      </w:pPr>
+      <w:r>
+        <w:rPr>
+          <w:b/>
+          <w:i w:val="0"/>
+          <w:color w:val="8A6D1E"/>
+          <w:sz w:val="17"/>
+        </w:rPr>
         <w:t>STANDS ALONE</w:t>
       </w:r>
     </w:p>
@@ -642,7 +1005,7 @@
           <w:i w:val="0"/>
           <w:sz w:val="21"/>
         </w:rPr>
-        <w:t>Understandable without the long-form video. It is not a trailer, and the ask is the only ask.</w:t>
+        <w:t>Understandable without the long-form video. It is not a trailer, and the ask is the only ask. Every card named above already exists in this video's 04_VISUAL_ASSETS folder.</w:t>
       </w:r>
     </w:p>
     <w:p>
@@ -808,6 +1171,369 @@
           <w:color w:val="8A6D1E"/>
           <w:sz w:val="17"/>
         </w:rPr>
+        <w:t>OPENING, SPECIFIC TO THIS SHORT</w:t>
+      </w:r>
+    </w:p>
+    <w:tbl>
+      <w:tblPr>
+        <w:tblW w:type="auto" w:w="0"/>
+        <w:jc w:val="left"/>
+        <w:tblBorders>
+          <w:top w:val="single" w:sz="4" w:space="0" w:color="C9BFA8"/>
+          <w:left w:val="single" w:sz="4" w:space="0" w:color="C9BFA8"/>
+          <w:bottom w:val="single" w:sz="4" w:space="0" w:color="C9BFA8"/>
+          <w:right w:val="single" w:sz="4" w:space="0" w:color="C9BFA8"/>
+          <w:insideH w:val="single" w:sz="4" w:space="0" w:color="C9BFA8"/>
+          <w:insideV w:val="single" w:sz="4" w:space="0" w:color="C9BFA8"/>
+        </w:tblBorders>
+        <w:tblLayout w:type="fixed"/>
+        <w:tblLook w:firstColumn="1" w:firstRow="1" w:lastColumn="0" w:lastRow="0" w:noHBand="0" w:noVBand="1" w:val="04A0"/>
+      </w:tblPr>
+      <w:tblGrid>
+        <w:gridCol w:w="4824"/>
+        <w:gridCol w:w="4824"/>
+      </w:tblGrid>
+      <w:tr>
+        <w:trPr>
+          <w:tblHeader w:val="true"/>
+        </w:trPr>
+        <w:tc>
+          <w:tcPr>
+            <w:tcW w:type="dxa" w:w="1872"/>
+            <w:shd w:val="clear" w:color="auto" w:fill="F3EFE6"/>
+          </w:tcPr>
+          <w:p>
+            <w:pPr>
+              <w:spacing w:before="60" w:after="60" w:line="264" w:lineRule="auto"/>
+            </w:pPr>
+            <w:r/>
+            <w:r>
+              <w:rPr>
+                <w:b/>
+                <w:i w:val="0"/>
+                <w:color w:val="112345"/>
+                <w:sz w:val="17"/>
+              </w:rPr>
+            </w:r>
+          </w:p>
+        </w:tc>
+        <w:tc>
+          <w:tcPr>
+            <w:tcW w:type="dxa" w:w="7776"/>
+            <w:shd w:val="clear" w:color="auto" w:fill="F3EFE6"/>
+          </w:tcPr>
+          <w:p>
+            <w:pPr>
+              <w:spacing w:before="60" w:after="60" w:line="264" w:lineRule="auto"/>
+            </w:pPr>
+            <w:r/>
+            <w:r>
+              <w:rPr>
+                <w:b/>
+                <w:i w:val="0"/>
+                <w:color w:val="112345"/>
+                <w:sz w:val="17"/>
+              </w:rPr>
+            </w:r>
+          </w:p>
+        </w:tc>
+      </w:tr>
+      <w:tr>
+        <w:tc>
+          <w:tcPr>
+            <w:tcW w:type="dxa" w:w="1872"/>
+          </w:tcPr>
+          <w:p>
+            <w:pPr>
+              <w:spacing w:before="60" w:after="60" w:line="264" w:lineRule="auto"/>
+            </w:pPr>
+            <w:r/>
+            <w:r>
+              <w:rPr>
+                <w:b w:val="0"/>
+                <w:i w:val="0"/>
+                <w:sz w:val="17"/>
+              </w:rPr>
+              <w:t>On-screen text</w:t>
+            </w:r>
+          </w:p>
+        </w:tc>
+        <w:tc>
+          <w:tcPr>
+            <w:tcW w:type="dxa" w:w="7776"/>
+          </w:tcPr>
+          <w:p>
+            <w:pPr>
+              <w:spacing w:before="60" w:after="60" w:line="264" w:lineRule="auto"/>
+            </w:pPr>
+            <w:r/>
+            <w:r>
+              <w:rPr>
+                <w:b w:val="0"/>
+                <w:i w:val="0"/>
+                <w:sz w:val="17"/>
+              </w:rPr>
+              <w:t>Start with EXPECTED.</w:t>
+            </w:r>
+          </w:p>
+        </w:tc>
+      </w:tr>
+      <w:tr>
+        <w:tc>
+          <w:tcPr>
+            <w:tcW w:type="dxa" w:w="1872"/>
+          </w:tcPr>
+          <w:p>
+            <w:pPr>
+              <w:spacing w:before="60" w:after="60" w:line="264" w:lineRule="auto"/>
+            </w:pPr>
+            <w:r/>
+            <w:r>
+              <w:rPr>
+                <w:b w:val="0"/>
+                <w:i w:val="0"/>
+                <w:sz w:val="17"/>
+              </w:rPr>
+              <w:t>Opening visual</w:t>
+            </w:r>
+          </w:p>
+        </w:tc>
+        <w:tc>
+          <w:tcPr>
+            <w:tcW w:type="dxa" w:w="7776"/>
+          </w:tcPr>
+          <w:p>
+            <w:pPr>
+              <w:spacing w:before="60" w:after="60" w:line="264" w:lineRule="auto"/>
+            </w:pPr>
+            <w:r/>
+            <w:r>
+              <w:rPr>
+                <w:b w:val="0"/>
+                <w:i w:val="0"/>
+                <w:sz w:val="17"/>
+              </w:rPr>
+              <w:t>NEW_V11_FS_02_WRITE_IT_DOWN, reframed to 9:16</w:t>
+            </w:r>
+          </w:p>
+        </w:tc>
+      </w:tr>
+      <w:tr>
+        <w:tc>
+          <w:tcPr>
+            <w:tcW w:type="dxa" w:w="1872"/>
+          </w:tcPr>
+          <w:p>
+            <w:pPr>
+              <w:spacing w:before="60" w:after="60" w:line="264" w:lineRule="auto"/>
+            </w:pPr>
+            <w:r/>
+            <w:r>
+              <w:rPr>
+                <w:b w:val="0"/>
+                <w:i w:val="0"/>
+                <w:sz w:val="17"/>
+              </w:rPr>
+              <w:t>Sound</w:t>
+            </w:r>
+          </w:p>
+        </w:tc>
+        <w:tc>
+          <w:tcPr>
+            <w:tcW w:type="dxa" w:w="7776"/>
+          </w:tcPr>
+          <w:p>
+            <w:pPr>
+              <w:spacing w:before="60" w:after="60" w:line="264" w:lineRule="auto"/>
+            </w:pPr>
+            <w:r/>
+            <w:r>
+              <w:rPr>
+                <w:b w:val="0"/>
+                <w:i w:val="0"/>
+                <w:sz w:val="17"/>
+              </w:rPr>
+              <w:t>One accent, on “EXPECTED”</w:t>
+            </w:r>
+          </w:p>
+        </w:tc>
+      </w:tr>
+    </w:tbl>
+    <w:p>
+      <w:pPr>
+        <w:spacing w:after="120"/>
+      </w:pPr>
+    </w:p>
+    <w:p>
+      <w:pPr>
+        <w:spacing w:before="200" w:after="60"/>
+        <w:keepNext w:val="1"/>
+        <w:keepLines w:val="1"/>
+      </w:pPr>
+      <w:r>
+        <w:rPr>
+          <w:b/>
+          <w:i w:val="0"/>
+          <w:color w:val="8A6D1E"/>
+          <w:sz w:val="17"/>
+        </w:rPr>
+        <w:t>CUT TO</w:t>
+      </w:r>
+    </w:p>
+    <w:tbl>
+      <w:tblPr>
+        <w:tblW w:type="auto" w:w="0"/>
+        <w:jc w:val="left"/>
+        <w:tblBorders>
+          <w:top w:val="single" w:sz="4" w:space="0" w:color="C9BFA8"/>
+          <w:left w:val="single" w:sz="4" w:space="0" w:color="C9BFA8"/>
+          <w:bottom w:val="single" w:sz="4" w:space="0" w:color="C9BFA8"/>
+          <w:right w:val="single" w:sz="4" w:space="0" w:color="C9BFA8"/>
+          <w:insideH w:val="single" w:sz="4" w:space="0" w:color="C9BFA8"/>
+          <w:insideV w:val="single" w:sz="4" w:space="0" w:color="C9BFA8"/>
+        </w:tblBorders>
+        <w:tblLayout w:type="fixed"/>
+        <w:tblLook w:firstColumn="1" w:firstRow="1" w:lastColumn="0" w:lastRow="0" w:noHBand="0" w:noVBand="1" w:val="04A0"/>
+      </w:tblPr>
+      <w:tblGrid>
+        <w:gridCol w:w="4824"/>
+        <w:gridCol w:w="4824"/>
+      </w:tblGrid>
+      <w:tr>
+        <w:trPr>
+          <w:tblHeader w:val="true"/>
+        </w:trPr>
+        <w:tc>
+          <w:tcPr>
+            <w:tcW w:type="dxa" w:w="4896"/>
+            <w:shd w:val="clear" w:color="auto" w:fill="F3EFE6"/>
+          </w:tcPr>
+          <w:p>
+            <w:pPr>
+              <w:spacing w:before="60" w:after="60" w:line="264" w:lineRule="auto"/>
+            </w:pPr>
+            <w:r/>
+            <w:r>
+              <w:rPr>
+                <w:b/>
+                <w:i w:val="0"/>
+                <w:color w:val="112345"/>
+                <w:sz w:val="17"/>
+              </w:rPr>
+              <w:t>ON THESE WORDS</w:t>
+            </w:r>
+          </w:p>
+        </w:tc>
+        <w:tc>
+          <w:tcPr>
+            <w:tcW w:type="dxa" w:w="4752"/>
+            <w:shd w:val="clear" w:color="auto" w:fill="F3EFE6"/>
+          </w:tcPr>
+          <w:p>
+            <w:pPr>
+              <w:spacing w:before="60" w:after="60" w:line="264" w:lineRule="auto"/>
+            </w:pPr>
+            <w:r/>
+            <w:r>
+              <w:rPr>
+                <w:b/>
+                <w:i w:val="0"/>
+                <w:color w:val="112345"/>
+                <w:sz w:val="17"/>
+              </w:rPr>
+              <w:t>CARD</w:t>
+            </w:r>
+          </w:p>
+        </w:tc>
+      </w:tr>
+      <w:tr>
+        <w:tc>
+          <w:tcPr>
+            <w:tcW w:type="dxa" w:w="4896"/>
+          </w:tcPr>
+          <w:p>
+            <w:pPr>
+              <w:spacing w:before="60" w:after="60" w:line="264" w:lineRule="auto"/>
+            </w:pPr>
+            <w:r/>
+            <w:r>
+              <w:rPr>
+                <w:b w:val="0"/>
+                <w:i w:val="0"/>
+                <w:sz w:val="17"/>
+              </w:rPr>
+              <w:t>And sometimes the actual role is narrower.</w:t>
+            </w:r>
+          </w:p>
+        </w:tc>
+        <w:tc>
+          <w:tcPr>
+            <w:tcW w:type="dxa" w:w="4752"/>
+          </w:tcPr>
+          <w:p>
+            <w:pPr>
+              <w:spacing w:before="60" w:after="60" w:line="264" w:lineRule="auto"/>
+            </w:pPr>
+            <w:r/>
+            <w:r>
+              <w:rPr>
+                <w:b w:val="0"/>
+                <w:i w:val="0"/>
+                <w:sz w:val="17"/>
+              </w:rPr>
+              <w:t>NEW_V11_FS_03_EXPECTED_VS_ACTUAL</w:t>
+            </w:r>
+          </w:p>
+        </w:tc>
+      </w:tr>
+    </w:tbl>
+    <w:p>
+      <w:pPr>
+        <w:spacing w:after="120"/>
+      </w:pPr>
+    </w:p>
+    <w:p>
+      <w:pPr>
+        <w:spacing w:before="200" w:after="60"/>
+        <w:keepNext w:val="1"/>
+        <w:keepLines w:val="1"/>
+      </w:pPr>
+      <w:r>
+        <w:rPr>
+          <w:b/>
+          <w:i w:val="0"/>
+          <w:color w:val="8A6D1E"/>
+          <w:sz w:val="17"/>
+        </w:rPr>
+        <w:t>PAYOFF FRAME</w:t>
+      </w:r>
+    </w:p>
+    <w:p>
+      <w:pPr>
+        <w:spacing w:before="0" w:after="160"/>
+      </w:pPr>
+      <w:r>
+        <w:rPr>
+          <w:b w:val="0"/>
+          <w:i w:val="0"/>
+          <w:sz w:val="21"/>
+        </w:rPr>
+        <w:t>NEW_V11_FS_04_THE_REAL_QUESTION, held on the ask. It is the last frame.</w:t>
+      </w:r>
+    </w:p>
+    <w:p>
+      <w:pPr>
+        <w:spacing w:before="200" w:after="60"/>
+        <w:keepNext w:val="1"/>
+        <w:keepLines w:val="1"/>
+      </w:pPr>
+      <w:r>
+        <w:rPr>
+          <w:b/>
+          <w:i w:val="0"/>
+          <w:color w:val="8A6D1E"/>
+          <w:sz w:val="17"/>
+        </w:rPr>
         <w:t>STANDS ALONE</w:t>
       </w:r>
     </w:p>
@@ -821,7 +1547,7 @@
           <w:i w:val="0"/>
           <w:sz w:val="21"/>
         </w:rPr>
-        <w:t>Understandable without the long-form video. It is not a trailer, and the ask is the only ask.</w:t>
+        <w:t>Understandable without the long-form video. It is not a trailer, and the ask is the only ask. Every card named above already exists in this video's 04_VISUAL_ASSETS folder.</w:t>
       </w:r>
     </w:p>
     <w:p>
@@ -987,6 +1713,369 @@
           <w:color w:val="8A6D1E"/>
           <w:sz w:val="17"/>
         </w:rPr>
+        <w:t>OPENING, SPECIFIC TO THIS SHORT</w:t>
+      </w:r>
+    </w:p>
+    <w:tbl>
+      <w:tblPr>
+        <w:tblW w:type="auto" w:w="0"/>
+        <w:jc w:val="left"/>
+        <w:tblBorders>
+          <w:top w:val="single" w:sz="4" w:space="0" w:color="C9BFA8"/>
+          <w:left w:val="single" w:sz="4" w:space="0" w:color="C9BFA8"/>
+          <w:bottom w:val="single" w:sz="4" w:space="0" w:color="C9BFA8"/>
+          <w:right w:val="single" w:sz="4" w:space="0" w:color="C9BFA8"/>
+          <w:insideH w:val="single" w:sz="4" w:space="0" w:color="C9BFA8"/>
+          <w:insideV w:val="single" w:sz="4" w:space="0" w:color="C9BFA8"/>
+        </w:tblBorders>
+        <w:tblLayout w:type="fixed"/>
+        <w:tblLook w:firstColumn="1" w:firstRow="1" w:lastColumn="0" w:lastRow="0" w:noHBand="0" w:noVBand="1" w:val="04A0"/>
+      </w:tblPr>
+      <w:tblGrid>
+        <w:gridCol w:w="4824"/>
+        <w:gridCol w:w="4824"/>
+      </w:tblGrid>
+      <w:tr>
+        <w:trPr>
+          <w:tblHeader w:val="true"/>
+        </w:trPr>
+        <w:tc>
+          <w:tcPr>
+            <w:tcW w:type="dxa" w:w="1872"/>
+            <w:shd w:val="clear" w:color="auto" w:fill="F3EFE6"/>
+          </w:tcPr>
+          <w:p>
+            <w:pPr>
+              <w:spacing w:before="60" w:after="60" w:line="264" w:lineRule="auto"/>
+            </w:pPr>
+            <w:r/>
+            <w:r>
+              <w:rPr>
+                <w:b/>
+                <w:i w:val="0"/>
+                <w:color w:val="112345"/>
+                <w:sz w:val="17"/>
+              </w:rPr>
+            </w:r>
+          </w:p>
+        </w:tc>
+        <w:tc>
+          <w:tcPr>
+            <w:tcW w:type="dxa" w:w="7776"/>
+            <w:shd w:val="clear" w:color="auto" w:fill="F3EFE6"/>
+          </w:tcPr>
+          <w:p>
+            <w:pPr>
+              <w:spacing w:before="60" w:after="60" w:line="264" w:lineRule="auto"/>
+            </w:pPr>
+            <w:r/>
+            <w:r>
+              <w:rPr>
+                <w:b/>
+                <w:i w:val="0"/>
+                <w:color w:val="112345"/>
+                <w:sz w:val="17"/>
+              </w:rPr>
+            </w:r>
+          </w:p>
+        </w:tc>
+      </w:tr>
+      <w:tr>
+        <w:tc>
+          <w:tcPr>
+            <w:tcW w:type="dxa" w:w="1872"/>
+          </w:tcPr>
+          <w:p>
+            <w:pPr>
+              <w:spacing w:before="60" w:after="60" w:line="264" w:lineRule="auto"/>
+            </w:pPr>
+            <w:r/>
+            <w:r>
+              <w:rPr>
+                <w:b w:val="0"/>
+                <w:i w:val="0"/>
+                <w:sz w:val="17"/>
+              </w:rPr>
+              <w:t>On-screen text</w:t>
+            </w:r>
+          </w:p>
+        </w:tc>
+        <w:tc>
+          <w:tcPr>
+            <w:tcW w:type="dxa" w:w="7776"/>
+          </w:tcPr>
+          <w:p>
+            <w:pPr>
+              <w:spacing w:before="60" w:after="60" w:line="264" w:lineRule="auto"/>
+            </w:pPr>
+            <w:r/>
+            <w:r>
+              <w:rPr>
+                <w:b w:val="0"/>
+                <w:i w:val="0"/>
+                <w:sz w:val="17"/>
+              </w:rPr>
+              <w:t>What does the difference actually cost you?</w:t>
+            </w:r>
+          </w:p>
+        </w:tc>
+      </w:tr>
+      <w:tr>
+        <w:tc>
+          <w:tcPr>
+            <w:tcW w:type="dxa" w:w="1872"/>
+          </w:tcPr>
+          <w:p>
+            <w:pPr>
+              <w:spacing w:before="60" w:after="60" w:line="264" w:lineRule="auto"/>
+            </w:pPr>
+            <w:r/>
+            <w:r>
+              <w:rPr>
+                <w:b w:val="0"/>
+                <w:i w:val="0"/>
+                <w:sz w:val="17"/>
+              </w:rPr>
+              <w:t>Opening visual</w:t>
+            </w:r>
+          </w:p>
+        </w:tc>
+        <w:tc>
+          <w:tcPr>
+            <w:tcW w:type="dxa" w:w="7776"/>
+          </w:tcPr>
+          <w:p>
+            <w:pPr>
+              <w:spacing w:before="60" w:after="60" w:line="264" w:lineRule="auto"/>
+            </w:pPr>
+            <w:r/>
+            <w:r>
+              <w:rPr>
+                <w:b w:val="0"/>
+                <w:i w:val="0"/>
+                <w:sz w:val="17"/>
+              </w:rPr>
+              <w:t>Camera, 9:16</w:t>
+            </w:r>
+          </w:p>
+        </w:tc>
+      </w:tr>
+      <w:tr>
+        <w:tc>
+          <w:tcPr>
+            <w:tcW w:type="dxa" w:w="1872"/>
+          </w:tcPr>
+          <w:p>
+            <w:pPr>
+              <w:spacing w:before="60" w:after="60" w:line="264" w:lineRule="auto"/>
+            </w:pPr>
+            <w:r/>
+            <w:r>
+              <w:rPr>
+                <w:b w:val="0"/>
+                <w:i w:val="0"/>
+                <w:sz w:val="17"/>
+              </w:rPr>
+              <w:t>Sound</w:t>
+            </w:r>
+          </w:p>
+        </w:tc>
+        <w:tc>
+          <w:tcPr>
+            <w:tcW w:type="dxa" w:w="7776"/>
+          </w:tcPr>
+          <w:p>
+            <w:pPr>
+              <w:spacing w:before="60" w:after="60" w:line="264" w:lineRule="auto"/>
+            </w:pPr>
+            <w:r/>
+            <w:r>
+              <w:rPr>
+                <w:b w:val="0"/>
+                <w:i w:val="0"/>
+                <w:sz w:val="17"/>
+              </w:rPr>
+              <w:t>One accent, on “cost”</w:t>
+            </w:r>
+          </w:p>
+        </w:tc>
+      </w:tr>
+    </w:tbl>
+    <w:p>
+      <w:pPr>
+        <w:spacing w:after="120"/>
+      </w:pPr>
+    </w:p>
+    <w:p>
+      <w:pPr>
+        <w:spacing w:before="200" w:after="60"/>
+        <w:keepNext w:val="1"/>
+        <w:keepLines w:val="1"/>
+      </w:pPr>
+      <w:r>
+        <w:rPr>
+          <w:b/>
+          <w:i w:val="0"/>
+          <w:color w:val="8A6D1E"/>
+          <w:sz w:val="17"/>
+        </w:rPr>
+        <w:t>CUT TO</w:t>
+      </w:r>
+    </w:p>
+    <w:tbl>
+      <w:tblPr>
+        <w:tblW w:type="auto" w:w="0"/>
+        <w:jc w:val="left"/>
+        <w:tblBorders>
+          <w:top w:val="single" w:sz="4" w:space="0" w:color="C9BFA8"/>
+          <w:left w:val="single" w:sz="4" w:space="0" w:color="C9BFA8"/>
+          <w:bottom w:val="single" w:sz="4" w:space="0" w:color="C9BFA8"/>
+          <w:right w:val="single" w:sz="4" w:space="0" w:color="C9BFA8"/>
+          <w:insideH w:val="single" w:sz="4" w:space="0" w:color="C9BFA8"/>
+          <w:insideV w:val="single" w:sz="4" w:space="0" w:color="C9BFA8"/>
+        </w:tblBorders>
+        <w:tblLayout w:type="fixed"/>
+        <w:tblLook w:firstColumn="1" w:firstRow="1" w:lastColumn="0" w:lastRow="0" w:noHBand="0" w:noVBand="1" w:val="04A0"/>
+      </w:tblPr>
+      <w:tblGrid>
+        <w:gridCol w:w="4824"/>
+        <w:gridCol w:w="4824"/>
+      </w:tblGrid>
+      <w:tr>
+        <w:trPr>
+          <w:tblHeader w:val="true"/>
+        </w:trPr>
+        <w:tc>
+          <w:tcPr>
+            <w:tcW w:type="dxa" w:w="4896"/>
+            <w:shd w:val="clear" w:color="auto" w:fill="F3EFE6"/>
+          </w:tcPr>
+          <w:p>
+            <w:pPr>
+              <w:spacing w:before="60" w:after="60" w:line="264" w:lineRule="auto"/>
+            </w:pPr>
+            <w:r/>
+            <w:r>
+              <w:rPr>
+                <w:b/>
+                <w:i w:val="0"/>
+                <w:color w:val="112345"/>
+                <w:sz w:val="17"/>
+              </w:rPr>
+              <w:t>ON THESE WORDS</w:t>
+            </w:r>
+          </w:p>
+        </w:tc>
+        <w:tc>
+          <w:tcPr>
+            <w:tcW w:type="dxa" w:w="4752"/>
+            <w:shd w:val="clear" w:color="auto" w:fill="F3EFE6"/>
+          </w:tcPr>
+          <w:p>
+            <w:pPr>
+              <w:spacing w:before="60" w:after="60" w:line="264" w:lineRule="auto"/>
+            </w:pPr>
+            <w:r/>
+            <w:r>
+              <w:rPr>
+                <w:b/>
+                <w:i w:val="0"/>
+                <w:color w:val="112345"/>
+                <w:sz w:val="17"/>
+              </w:rPr>
+              <w:t>CARD</w:t>
+            </w:r>
+          </w:p>
+        </w:tc>
+      </w:tr>
+      <w:tr>
+        <w:tc>
+          <w:tcPr>
+            <w:tcW w:type="dxa" w:w="4896"/>
+          </w:tcPr>
+          <w:p>
+            <w:pPr>
+              <w:spacing w:before="60" w:after="60" w:line="264" w:lineRule="auto"/>
+            </w:pPr>
+            <w:r/>
+            <w:r>
+              <w:rPr>
+                <w:b w:val="0"/>
+                <w:i w:val="0"/>
+                <w:sz w:val="17"/>
+              </w:rPr>
+              <w:t>I would look at four costs.</w:t>
+            </w:r>
+          </w:p>
+        </w:tc>
+        <w:tc>
+          <w:tcPr>
+            <w:tcW w:type="dxa" w:w="4752"/>
+          </w:tcPr>
+          <w:p>
+            <w:pPr>
+              <w:spacing w:before="60" w:after="60" w:line="264" w:lineRule="auto"/>
+            </w:pPr>
+            <w:r/>
+            <w:r>
+              <w:rPr>
+                <w:b w:val="0"/>
+                <w:i w:val="0"/>
+                <w:sz w:val="17"/>
+              </w:rPr>
+              <w:t>NEW_V11_FS_06_FOUR_COST_LENSES</w:t>
+            </w:r>
+          </w:p>
+        </w:tc>
+      </w:tr>
+    </w:tbl>
+    <w:p>
+      <w:pPr>
+        <w:spacing w:after="120"/>
+      </w:pPr>
+    </w:p>
+    <w:p>
+      <w:pPr>
+        <w:spacing w:before="200" w:after="60"/>
+        <w:keepNext w:val="1"/>
+        <w:keepLines w:val="1"/>
+      </w:pPr>
+      <w:r>
+        <w:rPr>
+          <w:b/>
+          <w:i w:val="0"/>
+          <w:color w:val="8A6D1E"/>
+          <w:sz w:val="17"/>
+        </w:rPr>
+        <w:t>PAYOFF FRAME</w:t>
+      </w:r>
+    </w:p>
+    <w:p>
+      <w:pPr>
+        <w:spacing w:before="0" w:after="160"/>
+      </w:pPr>
+      <w:r>
+        <w:rPr>
+          <w:b w:val="0"/>
+          <w:i w:val="0"/>
+          <w:sz w:val="21"/>
+        </w:rPr>
+        <w:t>NEW_V11_FS_12_NAME_THE_DIFFERENCE, held on the ask. It is the last frame.</w:t>
+      </w:r>
+    </w:p>
+    <w:p>
+      <w:pPr>
+        <w:spacing w:before="200" w:after="60"/>
+        <w:keepNext w:val="1"/>
+        <w:keepLines w:val="1"/>
+      </w:pPr>
+      <w:r>
+        <w:rPr>
+          <w:b/>
+          <w:i w:val="0"/>
+          <w:color w:val="8A6D1E"/>
+          <w:sz w:val="17"/>
+        </w:rPr>
         <w:t>STANDS ALONE</w:t>
       </w:r>
     </w:p>
@@ -1000,7 +2089,7 @@
           <w:i w:val="0"/>
           <w:sz w:val="21"/>
         </w:rPr>
-        <w:t>Understandable without the long-form video. It is not a trailer, and the ask is the only ask.</w:t>
+        <w:t>Understandable without the long-form video. It is not a trailer, and the ask is the only ask. Every card named above already exists in this video's 04_VISUAL_ASSETS folder.</w:t>
       </w:r>
     </w:p>
     <w:sectPr>

--- a/deliverables/V4-V11_SYNC/PACKAGES/NEW_V11_Synchronized_Production_Package/05_SHORTS/Three_Candidate_Shorts.docx
+++ b/deliverables/V4-V11_SYNC/PACKAGES/NEW_V11_Synchronized_Production_Package/05_SHORTS/Three_Candidate_Shorts.docx
@@ -106,7 +106,7 @@
         <w:rPr>
           <w:sz w:val="21"/>
         </w:rPr>
-        <w:t>Wednesday, September 16, 2026 | 3:21 PM CT</w:t>
+        <w:t>Thursday, September 17, 2026 | 8:55 AM CT</w:t>
       </w:r>
     </w:p>
     <w:p>
@@ -292,7 +292,7 @@
                 <w:i w:val="0"/>
                 <w:sz w:val="17"/>
               </w:rPr>
-              <w:t>84</w:t>
+              <w:t>97</w:t>
             </w:r>
           </w:p>
         </w:tc>
@@ -311,7 +311,7 @@
                 <w:i w:val="0"/>
                 <w:sz w:val="17"/>
               </w:rPr>
-              <w:t>0:31</w:t>
+              <w:t>0:35</w:t>
             </w:r>
           </w:p>
         </w:tc>
@@ -370,7 +370,7 @@
                 <w:i w:val="0"/>
                 <w:sz w:val="17"/>
               </w:rPr>
-              <w:t>154</w:t>
+              <w:t>119</w:t>
             </w:r>
           </w:p>
         </w:tc>
@@ -389,7 +389,7 @@
                 <w:i w:val="0"/>
                 <w:sz w:val="17"/>
               </w:rPr>
-              <w:t>0:56</w:t>
+              <w:t>0:43</w:t>
             </w:r>
           </w:p>
         </w:tc>
@@ -448,7 +448,7 @@
                 <w:i w:val="0"/>
                 <w:sz w:val="17"/>
               </w:rPr>
-              <w:t>143</w:t>
+              <w:t>128</w:t>
             </w:r>
           </w:p>
         </w:tc>
@@ -467,7 +467,7 @@
                 <w:i w:val="0"/>
                 <w:sz w:val="17"/>
               </w:rPr>
-              <w:t>0:52</w:t>
+              <w:t>0:47</w:t>
             </w:r>
           </w:p>
         </w:tc>
@@ -589,6 +589,19 @@
     </w:p>
     <w:p>
       <w:pPr>
+        <w:spacing w:before="0" w:after="80"/>
+      </w:pPr>
+      <w:r>
+        <w:rPr>
+          <w:b w:val="0"/>
+          <w:i w:val="0"/>
+          <w:sz w:val="22"/>
+        </w:rPr>
+        <w:t>I use four questions for that: EXPECTED. ACTUAL. COST. CHOICE.</w:t>
+      </w:r>
+    </w:p>
+    <w:p>
+      <w:pPr>
         <w:spacing w:before="200" w:after="60"/>
         <w:keepNext w:val="1"/>
         <w:keepLines w:val="1"/>
@@ -613,7 +626,7 @@
           <w:i w:val="0"/>
           <w:sz w:val="22"/>
         </w:rPr>
-        <w:t>I use four questions for that: EXPECTED. ACTUAL. COST. CHOICE.</w:t>
+        <w:t>If those two versions are different, name the difference before you normalize it.</w:t>
       </w:r>
     </w:p>
     <w:p>
@@ -1147,19 +1160,6 @@
     </w:p>
     <w:p>
       <w:pPr>
-        <w:spacing w:before="0" w:after="80"/>
-      </w:pPr>
-      <w:r>
-        <w:rPr>
-          <w:b/>
-          <w:i w:val="0"/>
-          <w:sz w:val="22"/>
-        </w:rPr>
-        <w:t>The question is not, “Is this exactly what was written?” The better question is, “Is the job I am doing still close enough to the job I agreed to build my life and career around?”</w:t>
-      </w:r>
-    </w:p>
-    <w:p>
-      <w:pPr>
         <w:spacing w:before="200" w:after="60"/>
         <w:keepNext w:val="1"/>
         <w:keepLines w:val="1"/>
@@ -1643,19 +1643,6 @@
           <w:sz w:val="22"/>
         </w:rPr>
         <w:t>COMPENSATION. Has the scope changed enough that the pay, level, or agreement needs to be revisited? LIFE. Did the practical cost change: travel, hours, location, caregiving, health, or something else that mattered when you accepted?</w:t>
-      </w:r>
-    </w:p>
-    <w:p>
-      <w:pPr>
-        <w:spacing w:before="0" w:after="80"/>
-      </w:pPr>
-      <w:r>
-        <w:rPr>
-          <w:b w:val="0"/>
-          <w:i w:val="0"/>
-          <w:sz w:val="22"/>
-        </w:rPr>
-        <w:t>There can also be a positive cost calculation. The job may be different but better.</w:t>
       </w:r>
     </w:p>
     <w:p>

--- a/deliverables/V4-V11_SYNC/PACKAGES/NEW_V11_Synchronized_Production_Package/05_SHORTS/Three_Candidate_Shorts.docx
+++ b/deliverables/V4-V11_SYNC/PACKAGES/NEW_V11_Synchronized_Production_Package/05_SHORTS/Three_Candidate_Shorts.docx
@@ -106,7 +106,7 @@
         <w:rPr>
           <w:sz w:val="21"/>
         </w:rPr>
-        <w:t>Thursday, September 17, 2026 | 8:55 AM CT</w:t>
+        <w:t>Thursday, September 17, 2026 | 12:57 PM CT</w:t>
       </w:r>
     </w:p>
     <w:p>
@@ -448,7 +448,7 @@
                 <w:i w:val="0"/>
                 <w:sz w:val="17"/>
               </w:rPr>
-              <w:t>128</w:t>
+              <w:t>120</w:t>
             </w:r>
           </w:p>
         </w:tc>
@@ -467,7 +467,7 @@
                 <w:i w:val="0"/>
                 <w:sz w:val="17"/>
               </w:rPr>
-              <w:t>0:47</w:t>
+              <w:t>0:44</w:t>
             </w:r>
           </w:p>
         </w:tc>
@@ -1600,7 +1600,7 @@
           <w:i w:val="0"/>
           <w:sz w:val="26"/>
         </w:rPr>
-        <w:t>What does the difference actually cost you? Not every mismatch deserves the same response.</w:t>
+        <w:t>You accepted one job. Then you started doing another.</w:t>
       </w:r>
     </w:p>
     <w:p>
@@ -1617,6 +1617,19 @@
           <w:sz w:val="17"/>
         </w:rPr>
         <w:t>HOLD ATTENTION</w:t>
+      </w:r>
+    </w:p>
+    <w:p>
+      <w:pPr>
+        <w:spacing w:before="0" w:after="80"/>
+      </w:pPr>
+      <w:r>
+        <w:rPr>
+          <w:b w:val="0"/>
+          <w:i w:val="0"/>
+          <w:sz w:val="22"/>
+        </w:rPr>
+        <w:t>What does the difference actually cost you? Not every mismatch deserves the same response.</w:t>
       </w:r>
     </w:p>
     <w:p>
@@ -1684,7 +1697,7 @@
           <w:i w:val="0"/>
           <w:sz w:val="22"/>
         </w:rPr>
-        <w:t>Name one real cost. Then choose one next action: clarify, negotiate, test for a defined period, or begin planning another option.</w:t>
+        <w:t>Name one real cost.</w:t>
       </w:r>
     </w:p>
     <w:p>

--- a/deliverables/V4-V11_SYNC/PACKAGES/NEW_V11_Synchronized_Production_Package/05_SHORTS/Three_Candidate_Shorts.docx
+++ b/deliverables/V4-V11_SYNC/PACKAGES/NEW_V11_Synchronized_Production_Package/05_SHORTS/Three_Candidate_Shorts.docx
@@ -106,7 +106,7 @@
         <w:rPr>
           <w:sz w:val="21"/>
         </w:rPr>
-        <w:t>Thursday, September 17, 2026 | 12:57 PM CT</w:t>
+        <w:t>Saturday, September 19, 2026 | 6:36 AM CT</w:t>
       </w:r>
     </w:p>
     <w:p>
@@ -292,7 +292,7 @@
                 <w:i w:val="0"/>
                 <w:sz w:val="17"/>
               </w:rPr>
-              <w:t>97</w:t>
+              <w:t>112</w:t>
             </w:r>
           </w:p>
         </w:tc>
@@ -311,7 +311,7 @@
                 <w:i w:val="0"/>
                 <w:sz w:val="17"/>
               </w:rPr>
-              <w:t>0:35</w:t>
+              <w:t>0:41</w:t>
             </w:r>
           </w:p>
         </w:tc>
@@ -626,7 +626,7 @@
           <w:i w:val="0"/>
           <w:sz w:val="22"/>
         </w:rPr>
-        <w:t>If those two versions are different, name the difference before you normalize it.</w:t>
+        <w:t>Write EXPECTED and ACTUAL side by side. Name one real cost. Then choose one next action: clarify, negotiate, test for a defined period, or begin planning another option.</w:t>
       </w:r>
     </w:p>
     <w:p>
@@ -933,7 +933,7 @@
                 <w:i w:val="0"/>
                 <w:sz w:val="17"/>
               </w:rPr>
-              <w:t>Roles change. Priorities move.</w:t>
+              <w:t>I use four questions for that: EXPECTED. ACTUAL. COST. CHOICE.</w:t>
             </w:r>
           </w:p>
         </w:tc>
@@ -952,7 +952,7 @@
                 <w:i w:val="0"/>
                 <w:sz w:val="17"/>
               </w:rPr>
-              <w:t>NEW_V11_FS_05_TEMPORARY_OR_NOT</w:t>
+              <w:t>NEW_V11_FS_01_FOUR_QUESTIONS</w:t>
             </w:r>
           </w:p>
         </w:tc>
@@ -989,7 +989,7 @@
           <w:i w:val="0"/>
           <w:sz w:val="21"/>
         </w:rPr>
-        <w:t>NEW_V11_FS_01_FOUR_QUESTIONS, held on the ask. It is the last frame.</w:t>
+        <w:t>NEW_V11_FS_00B_COST_AND_NEXT, held on the ask. It is the last frame.</w:t>
       </w:r>
     </w:p>
     <w:p>

--- a/deliverables/V4-V11_SYNC/PACKAGES/NEW_V11_Synchronized_Production_Package/05_SHORTS/Three_Candidate_Shorts.docx
+++ b/deliverables/V4-V11_SYNC/PACKAGES/NEW_V11_Synchronized_Production_Package/05_SHORTS/Three_Candidate_Shorts.docx
@@ -106,7 +106,7 @@
         <w:rPr>
           <w:sz w:val="21"/>
         </w:rPr>
-        <w:t>Saturday, September 19, 2026 | 6:36 AM CT</w:t>
+        <w:t>Saturday, September 19, 2026 | 7:08 AM CT</w:t>
       </w:r>
     </w:p>
     <w:p>
